--- a/S1-CL1-Cloud-Design-Build/mappings/ICTCLD502_Assessment_Mapping.docx
+++ b/S1-CL1-Cloud-Design-Build/mappings/ICTCLD502_Assessment_Mapping.docx
@@ -2683,7 +2683,7 @@
           </w:tcPr>
           <w:p>
             <w:r>
-              <w:t>A2</w:t>
+              <w:t>A1</w:t>
             </w:r>
           </w:p>
         </w:tc>
@@ -2806,7 +2806,7 @@
           </w:tcPr>
           <w:p>
             <w:r>
-              <w:t>A2</w:t>
+              <w:t>A1</w:t>
             </w:r>
           </w:p>
         </w:tc>
@@ -3882,7 +3882,7 @@
           </w:tcPr>
           <w:p>
             <w:r>
-              <w:t>B2</w:t>
+              <w:t>A9</w:t>
             </w:r>
           </w:p>
         </w:tc>
@@ -3975,7 +3975,7 @@
           </w:tcPr>
           <w:p>
             <w:r>
-              <w:t>A6, A11</w:t>
+              <w:t>A8</w:t>
             </w:r>
           </w:p>
         </w:tc>
@@ -3991,7 +3991,7 @@
           </w:tcPr>
           <w:p>
             <w:r>
-              <w:t>B3</w:t>
+              <w:t>A11</w:t>
             </w:r>
           </w:p>
         </w:tc>
@@ -4084,7 +4084,7 @@
           </w:tcPr>
           <w:p>
             <w:r>
-              <w:t>A4, A11</w:t>
+              <w:t>A5</w:t>
             </w:r>
           </w:p>
         </w:tc>
@@ -4100,7 +4100,7 @@
           </w:tcPr>
           <w:p>
             <w:r>
-              <w:t>B6</w:t>
+              <w:t>A10</w:t>
             </w:r>
           </w:p>
         </w:tc>
@@ -4207,7 +4207,7 @@
           </w:tcPr>
           <w:p>
             <w:r>
-              <w:t>B4</w:t>
+              <w:t>A12</w:t>
             </w:r>
           </w:p>
         </w:tc>
@@ -4314,7 +4314,7 @@
           </w:tcPr>
           <w:p>
             <w:r>
-              <w:t>B5</w:t>
+              <w:t>A13</w:t>
             </w:r>
           </w:p>
         </w:tc>
@@ -4421,7 +4421,7 @@
           </w:tcPr>
           <w:p>
             <w:r>
-              <w:t>B7</w:t>
+              <w:t>A8</w:t>
             </w:r>
           </w:p>
         </w:tc>
@@ -4530,7 +4530,7 @@
           </w:tcPr>
           <w:p>
             <w:r>
-              <w:t>B8</w:t>
+              <w:t>A14</w:t>
             </w:r>
           </w:p>
         </w:tc>
@@ -4639,7 +4639,7 @@
           </w:tcPr>
           <w:p>
             <w:r>
-              <w:t>B10</w:t>
+              <w:t>A15</w:t>
             </w:r>
           </w:p>
         </w:tc>
@@ -4717,7 +4717,9 @@
             <w:shd w:val="clear" w:color="auto" w:fill="auto"/>
           </w:tcPr>
           <w:p>
-            <w:r/>
+            <w:r>
+              <w:t>A13</w:t>
+            </w:r>
           </w:p>
         </w:tc>
         <w:tc>
@@ -4745,9 +4747,7 @@
             <w:shd w:val="clear" w:color="auto" w:fill="auto"/>
           </w:tcPr>
           <w:p>
-            <w:r>
-              <w:t>B11</w:t>
-            </w:r>
+            <w:r/>
           </w:p>
         </w:tc>
         <w:tc>
@@ -5143,7 +5143,7 @@
           </w:tcPr>
           <w:p>
             <w:r>
-              <w:t>A4, B2, B13</w:t>
+              <w:t>A4, A9</w:t>
             </w:r>
           </w:p>
         </w:tc>
@@ -5236,7 +5236,7 @@
           </w:tcPr>
           <w:p>
             <w:r>
-              <w:t>A4, B2, B13</w:t>
+              <w:t>A4, A9</w:t>
             </w:r>
           </w:p>
         </w:tc>
@@ -5329,7 +5329,7 @@
           </w:tcPr>
           <w:p>
             <w:r>
-              <w:t>B4, B14</w:t>
+              <w:t>A12</w:t>
             </w:r>
           </w:p>
         </w:tc>
@@ -5422,7 +5422,7 @@
           </w:tcPr>
           <w:p>
             <w:r>
-              <w:t>B2, B13</w:t>
+              <w:t>A9</w:t>
             </w:r>
           </w:p>
         </w:tc>
@@ -5535,7 +5535,7 @@
           </w:tcPr>
           <w:p>
             <w:r>
-              <w:t>B6, B14</w:t>
+              <w:t>A4, A10</w:t>
             </w:r>
           </w:p>
         </w:tc>
@@ -6250,7 +6250,7 @@
           </w:tcPr>
           <w:p>
             <w:r>
-              <w:t>B12</w:t>
+              <w:t>A17</w:t>
             </w:r>
           </w:p>
         </w:tc>
@@ -6344,7 +6344,7 @@
           </w:tcPr>
           <w:p>
             <w:r>
-              <w:t>B12</w:t>
+              <w:t>A17</w:t>
             </w:r>
           </w:p>
         </w:tc>
@@ -6438,7 +6438,7 @@
           </w:tcPr>
           <w:p>
             <w:r>
-              <w:t>B12</w:t>
+              <w:t>A17</w:t>
             </w:r>
           </w:p>
         </w:tc>
@@ -6532,7 +6532,7 @@
           </w:tcPr>
           <w:p>
             <w:r>
-              <w:t>B12</w:t>
+              <w:t>A17</w:t>
             </w:r>
           </w:p>
         </w:tc>
@@ -6626,7 +6626,7 @@
           </w:tcPr>
           <w:p>
             <w:r>
-              <w:t>B12</w:t>
+              <w:t>A17</w:t>
             </w:r>
           </w:p>
         </w:tc>
@@ -6720,7 +6720,7 @@
           </w:tcPr>
           <w:p>
             <w:r>
-              <w:t>B12</w:t>
+              <w:t>A17</w:t>
             </w:r>
           </w:p>
         </w:tc>
@@ -7174,7 +7174,7 @@
           </w:tcPr>
           <w:p>
             <w:r>
-              <w:t>B9</w:t>
+              <w:t>B8</w:t>
             </w:r>
           </w:p>
         </w:tc>
@@ -7304,7 +7304,9 @@
             <w:shd w:val="clear" w:color="auto" w:fill="auto"/>
           </w:tcPr>
           <w:p>
-            <w:r/>
+            <w:r>
+              <w:t>A1</w:t>
+            </w:r>
           </w:p>
         </w:tc>
         <w:tc>
@@ -7318,7 +7320,7 @@
           </w:tcPr>
           <w:p>
             <w:r>
-              <w:t>A7, B16</w:t>
+              <w:t>A1</w:t>
             </w:r>
           </w:p>
         </w:tc>
@@ -7436,7 +7438,7 @@
           </w:tcPr>
           <w:p>
             <w:r>
-              <w:t>B15</w:t>
+              <w:t>A18</w:t>
             </w:r>
           </w:p>
         </w:tc>
@@ -7554,7 +7556,7 @@
           </w:tcPr>
           <w:p>
             <w:r>
-              <w:t>B15</w:t>
+              <w:t>A18</w:t>
             </w:r>
           </w:p>
         </w:tc>
